--- a/backend/download_templates/业务类/电梯维保合同模板.docx
+++ b/backend/download_templates/业务类/电梯维保合同模板.docx
@@ -12,296 +12,661 @@
           <w:b/>
           <w:sz w:val="44"/>
         </w:rPr>
-        <w:t>电梯维保合同</w:t>
+        <w:t>电梯维护保养合同</w:t>
       </w:r>
     </w:p>
     <w:p/>
     <w:p>
-      <w:pPr>
-        <w:jc w:val="left"/>
-      </w:pPr>
       <w:r>
         <w:rPr>
           <w:rFonts w:ascii="Microsoft YaHei" w:hAnsi="Microsoft YaHei" w:eastAsia="Microsoft YaHei"/>
           <w:sz w:val="24"/>
         </w:rPr>
-        <w:t>甲方（委托方）：</w:t>
+        <w:t>合同编号：</w:t>
       </w:r>
       <w:r>
         <w:rPr>
           <w:rFonts w:ascii="Microsoft YaHei" w:hAnsi="Microsoft YaHei" w:eastAsia="Microsoft YaHei"/>
           <w:sz w:val="24"/>
         </w:rPr>
-        <w:t xml:space="preserve"> ______________________________</w:t>
+        <w:t>____________________</w:t>
+      </w:r>
+    </w:p>
+    <w:p/>
+    <w:p>
+      <w:r>
+        <w:rPr>
+          <w:rFonts w:ascii="Microsoft YaHei" w:hAnsi="Microsoft YaHei" w:eastAsia="Microsoft YaHei"/>
+          <w:b/>
+          <w:sz w:val="24"/>
+        </w:rPr>
+        <w:t>使用单位（甲方）：</w:t>
       </w:r>
     </w:p>
     <w:p>
-      <w:pPr>
-        <w:jc w:val="left"/>
-      </w:pPr>
       <w:r>
         <w:rPr>
           <w:rFonts w:ascii="Microsoft YaHei" w:hAnsi="Microsoft YaHei" w:eastAsia="Microsoft YaHei"/>
           <w:sz w:val="24"/>
         </w:rPr>
-        <w:t>乙方（维保方）：</w:t>
+        <w:t>名称：</w:t>
       </w:r>
       <w:r>
         <w:rPr>
           <w:rFonts w:ascii="Microsoft YaHei" w:hAnsi="Microsoft YaHei" w:eastAsia="Microsoft YaHei"/>
           <w:sz w:val="24"/>
         </w:rPr>
-        <w:t xml:space="preserve"> ______________________________</w:t>
+        <w:t>______________________________</w:t>
       </w:r>
     </w:p>
-    <w:p/>
     <w:p>
-      <w:pPr>
-        <w:jc w:val="left"/>
-      </w:pPr>
       <w:r>
         <w:rPr>
           <w:rFonts w:ascii="Microsoft YaHei" w:hAnsi="Microsoft YaHei" w:eastAsia="Microsoft YaHei"/>
           <w:sz w:val="24"/>
         </w:rPr>
-        <w:t>电梯安装地址：</w:t>
+        <w:t>地址：</w:t>
       </w:r>
       <w:r>
         <w:rPr>
           <w:rFonts w:ascii="Microsoft YaHei" w:hAnsi="Microsoft YaHei" w:eastAsia="Microsoft YaHei"/>
           <w:sz w:val="24"/>
         </w:rPr>
-        <w:t xml:space="preserve"> ______________________________</w:t>
+        <w:t>______________________________</w:t>
       </w:r>
     </w:p>
     <w:p>
-      <w:pPr>
-        <w:jc w:val="left"/>
-      </w:pPr>
       <w:r>
         <w:rPr>
           <w:rFonts w:ascii="Microsoft YaHei" w:hAnsi="Microsoft YaHei" w:eastAsia="Microsoft YaHei"/>
           <w:sz w:val="24"/>
         </w:rPr>
-        <w:t>电梯数量及型号：</w:t>
+        <w:t>联系人：</w:t>
       </w:r>
       <w:r>
         <w:rPr>
           <w:rFonts w:ascii="Microsoft YaHei" w:hAnsi="Microsoft YaHei" w:eastAsia="Microsoft YaHei"/>
           <w:sz w:val="24"/>
         </w:rPr>
-        <w:t xml:space="preserve"> ______________________________</w:t>
+        <w:t>______________________________</w:t>
       </w:r>
     </w:p>
     <w:p>
-      <w:pPr>
-        <w:jc w:val="left"/>
-      </w:pPr>
       <w:r>
         <w:rPr>
           <w:rFonts w:ascii="Microsoft YaHei" w:hAnsi="Microsoft YaHei" w:eastAsia="Microsoft YaHei"/>
           <w:sz w:val="24"/>
         </w:rPr>
-        <w:t>电梯注册代码：</w:t>
+        <w:t>联系电话：</w:t>
       </w:r>
       <w:r>
         <w:rPr>
           <w:rFonts w:ascii="Microsoft YaHei" w:hAnsi="Microsoft YaHei" w:eastAsia="Microsoft YaHei"/>
           <w:sz w:val="24"/>
         </w:rPr>
-        <w:t xml:space="preserve"> ______________________________</w:t>
+        <w:t>______________________________</w:t>
+      </w:r>
+    </w:p>
+    <w:p/>
+    <w:p>
+      <w:r>
+        <w:rPr>
+          <w:rFonts w:ascii="Microsoft YaHei" w:hAnsi="Microsoft YaHei" w:eastAsia="Microsoft YaHei"/>
+          <w:b/>
+          <w:sz w:val="24"/>
+        </w:rPr>
+        <w:t>维保单位（乙方）：</w:t>
       </w:r>
     </w:p>
     <w:p>
-      <w:pPr>
-        <w:jc w:val="left"/>
-      </w:pPr>
       <w:r>
         <w:rPr>
           <w:rFonts w:ascii="Microsoft YaHei" w:hAnsi="Microsoft YaHei" w:eastAsia="Microsoft YaHei"/>
           <w:sz w:val="24"/>
         </w:rPr>
-        <w:t>维保内容：</w:t>
+        <w:t>名称：</w:t>
       </w:r>
       <w:r>
         <w:rPr>
           <w:rFonts w:ascii="Microsoft YaHei" w:hAnsi="Microsoft YaHei" w:eastAsia="Microsoft YaHei"/>
           <w:sz w:val="24"/>
         </w:rPr>
-        <w:t xml:space="preserve"> ______________________________</w:t>
+        <w:t>______________________________</w:t>
       </w:r>
     </w:p>
     <w:p>
-      <w:pPr>
-        <w:jc w:val="left"/>
-      </w:pPr>
       <w:r>
         <w:rPr>
           <w:rFonts w:ascii="Microsoft YaHei" w:hAnsi="Microsoft YaHei" w:eastAsia="Microsoft YaHei"/>
           <w:sz w:val="24"/>
         </w:rPr>
-        <w:t>维保期限：</w:t>
+        <w:t>地址：</w:t>
       </w:r>
       <w:r>
         <w:rPr>
           <w:rFonts w:ascii="Microsoft YaHei" w:hAnsi="Microsoft YaHei" w:eastAsia="Microsoft YaHei"/>
           <w:sz w:val="24"/>
         </w:rPr>
-        <w:t xml:space="preserve"> ______________________________</w:t>
+        <w:t>______________________________</w:t>
       </w:r>
     </w:p>
     <w:p>
-      <w:pPr>
-        <w:jc w:val="left"/>
-      </w:pPr>
       <w:r>
         <w:rPr>
           <w:rFonts w:ascii="Microsoft YaHei" w:hAnsi="Microsoft YaHei" w:eastAsia="Microsoft YaHei"/>
           <w:sz w:val="24"/>
         </w:rPr>
-        <w:t>维保费用及支付方式：</w:t>
+        <w:t>资质证书编号：</w:t>
       </w:r>
       <w:r>
         <w:rPr>
           <w:rFonts w:ascii="Microsoft YaHei" w:hAnsi="Microsoft YaHei" w:eastAsia="Microsoft YaHei"/>
           <w:sz w:val="24"/>
         </w:rPr>
-        <w:t xml:space="preserve"> ______________________________</w:t>
+        <w:t>______________________________</w:t>
       </w:r>
     </w:p>
-    <w:p/>
     <w:p>
-      <w:pPr>
-        <w:jc w:val="left"/>
-      </w:pPr>
       <w:r>
         <w:rPr>
           <w:rFonts w:ascii="Microsoft YaHei" w:hAnsi="Microsoft YaHei" w:eastAsia="Microsoft YaHei"/>
           <w:sz w:val="24"/>
         </w:rPr>
-        <w:t>双方权利与义务：</w:t>
+        <w:t>联系人：</w:t>
       </w:r>
       <w:r>
         <w:rPr>
           <w:rFonts w:ascii="Microsoft YaHei" w:hAnsi="Microsoft YaHei" w:eastAsia="Microsoft YaHei"/>
           <w:sz w:val="24"/>
         </w:rPr>
-        <w:t xml:space="preserve"> ______________________________</w:t>
+        <w:t>______________________________</w:t>
       </w:r>
     </w:p>
     <w:p>
-      <w:pPr>
-        <w:jc w:val="left"/>
-      </w:pPr>
       <w:r>
         <w:rPr>
           <w:rFonts w:ascii="Microsoft YaHei" w:hAnsi="Microsoft YaHei" w:eastAsia="Microsoft YaHei"/>
           <w:sz w:val="24"/>
         </w:rPr>
-        <w:t>安全责任：</w:t>
+        <w:t>联系电话：</w:t>
       </w:r>
       <w:r>
         <w:rPr>
           <w:rFonts w:ascii="Microsoft YaHei" w:hAnsi="Microsoft YaHei" w:eastAsia="Microsoft YaHei"/>
           <w:sz w:val="24"/>
         </w:rPr>
-        <w:t xml:space="preserve"> ______________________________</w:t>
-      </w:r>
-    </w:p>
-    <w:p>
-      <w:pPr>
-        <w:jc w:val="left"/>
-      </w:pPr>
-      <w:r>
-        <w:rPr>
-          <w:rFonts w:ascii="Microsoft YaHei" w:hAnsi="Microsoft YaHei" w:eastAsia="Microsoft YaHei"/>
-          <w:sz w:val="24"/>
-        </w:rPr>
-        <w:t>违约责任：</w:t>
-      </w:r>
-      <w:r>
-        <w:rPr>
-          <w:rFonts w:ascii="Microsoft YaHei" w:hAnsi="Microsoft YaHei" w:eastAsia="Microsoft YaHei"/>
-          <w:sz w:val="24"/>
-        </w:rPr>
-        <w:t xml:space="preserve"> ______________________________</w:t>
-      </w:r>
-    </w:p>
-    <w:p>
-      <w:pPr>
-        <w:jc w:val="left"/>
-      </w:pPr>
-      <w:r>
-        <w:rPr>
-          <w:rFonts w:ascii="Microsoft YaHei" w:hAnsi="Microsoft YaHei" w:eastAsia="Microsoft YaHei"/>
-          <w:sz w:val="24"/>
-        </w:rPr>
-        <w:t>争议解决方式：</w:t>
-      </w:r>
-      <w:r>
-        <w:rPr>
-          <w:rFonts w:ascii="Microsoft YaHei" w:hAnsi="Microsoft YaHei" w:eastAsia="Microsoft YaHei"/>
-          <w:sz w:val="24"/>
-        </w:rPr>
-        <w:t xml:space="preserve"> ______________________________</w:t>
+        <w:t>______________________________</w:t>
       </w:r>
     </w:p>
     <w:p/>
     <w:p>
       <w:pPr>
-        <w:jc w:val="left"/>
+        <w:ind w:firstLine="420"/>
       </w:pPr>
       <w:r>
         <w:rPr>
           <w:rFonts w:ascii="Microsoft YaHei" w:hAnsi="Microsoft YaHei" w:eastAsia="Microsoft YaHei"/>
+          <w:b w:val="0"/>
           <w:sz w:val="24"/>
         </w:rPr>
-        <w:t>甲方签章：</w:t>
+        <w:t>根据《中华人民共和国特种设备安全法》、《电梯维护保养规则》及相关规定，甲乙双方就电梯维护保养事宜协商一致，签订本合同。</w:t>
       </w:r>
+    </w:p>
+    <w:p/>
+    <w:p>
       <w:r>
         <w:rPr>
           <w:rFonts w:ascii="Microsoft YaHei" w:hAnsi="Microsoft YaHei" w:eastAsia="Microsoft YaHei"/>
+          <w:b/>
           <w:sz w:val="24"/>
         </w:rPr>
-        <w:t xml:space="preserve"> ____________________</w:t>
+        <w:t>一、电梯基本信息</w:t>
+      </w:r>
+    </w:p>
+    <w:tbl>
+      <w:tblPr>
+        <w:tblStyle w:val="TableGrid"/>
+        <w:tblW w:type="auto" w:w="0"/>
+        <w:tblLook w:firstColumn="1" w:firstRow="1" w:lastColumn="0" w:lastRow="0" w:noHBand="0" w:noVBand="1" w:val="04A0"/>
+      </w:tblPr>
+      <w:tblGrid>
+        <w:gridCol w:w="1728"/>
+        <w:gridCol w:w="1728"/>
+        <w:gridCol w:w="1728"/>
+        <w:gridCol w:w="1728"/>
+        <w:gridCol w:w="1728"/>
+      </w:tblGrid>
+      <w:tr>
+        <w:tc>
+          <w:tcPr>
+            <w:tcW w:type="dxa" w:w="1728"/>
+          </w:tcPr>
+          <w:p>
+            <w:r>
+              <w:t>序号</w:t>
+            </w:r>
+          </w:p>
+        </w:tc>
+        <w:tc>
+          <w:tcPr>
+            <w:tcW w:type="dxa" w:w="1728"/>
+          </w:tcPr>
+          <w:p>
+            <w:r>
+              <w:t>电梯编号</w:t>
+            </w:r>
+          </w:p>
+        </w:tc>
+        <w:tc>
+          <w:tcPr>
+            <w:tcW w:type="dxa" w:w="1728"/>
+          </w:tcPr>
+          <w:p>
+            <w:r>
+              <w:t>品牌/型号</w:t>
+            </w:r>
+          </w:p>
+        </w:tc>
+        <w:tc>
+          <w:tcPr>
+            <w:tcW w:type="dxa" w:w="1728"/>
+          </w:tcPr>
+          <w:p>
+            <w:r>
+              <w:t>层/站/门</w:t>
+            </w:r>
+          </w:p>
+        </w:tc>
+        <w:tc>
+          <w:tcPr>
+            <w:tcW w:type="dxa" w:w="1728"/>
+          </w:tcPr>
+          <w:p>
+            <w:r>
+              <w:t>载重(kg)</w:t>
+            </w:r>
+          </w:p>
+        </w:tc>
+      </w:tr>
+      <w:tr>
+        <w:tc>
+          <w:tcPr>
+            <w:tcW w:type="dxa" w:w="1728"/>
+          </w:tcPr>
+          <w:p/>
+        </w:tc>
+        <w:tc>
+          <w:tcPr>
+            <w:tcW w:type="dxa" w:w="1728"/>
+          </w:tcPr>
+          <w:p/>
+        </w:tc>
+        <w:tc>
+          <w:tcPr>
+            <w:tcW w:type="dxa" w:w="1728"/>
+          </w:tcPr>
+          <w:p/>
+        </w:tc>
+        <w:tc>
+          <w:tcPr>
+            <w:tcW w:type="dxa" w:w="1728"/>
+          </w:tcPr>
+          <w:p/>
+        </w:tc>
+        <w:tc>
+          <w:tcPr>
+            <w:tcW w:type="dxa" w:w="1728"/>
+          </w:tcPr>
+          <w:p/>
+        </w:tc>
+      </w:tr>
+      <w:tr>
+        <w:tc>
+          <w:tcPr>
+            <w:tcW w:type="dxa" w:w="1728"/>
+          </w:tcPr>
+          <w:p/>
+        </w:tc>
+        <w:tc>
+          <w:tcPr>
+            <w:tcW w:type="dxa" w:w="1728"/>
+          </w:tcPr>
+          <w:p/>
+        </w:tc>
+        <w:tc>
+          <w:tcPr>
+            <w:tcW w:type="dxa" w:w="1728"/>
+          </w:tcPr>
+          <w:p/>
+        </w:tc>
+        <w:tc>
+          <w:tcPr>
+            <w:tcW w:type="dxa" w:w="1728"/>
+          </w:tcPr>
+          <w:p/>
+        </w:tc>
+        <w:tc>
+          <w:tcPr>
+            <w:tcW w:type="dxa" w:w="1728"/>
+          </w:tcPr>
+          <w:p/>
+        </w:tc>
+      </w:tr>
+      <w:tr>
+        <w:tc>
+          <w:tcPr>
+            <w:tcW w:type="dxa" w:w="1728"/>
+          </w:tcPr>
+          <w:p/>
+        </w:tc>
+        <w:tc>
+          <w:tcPr>
+            <w:tcW w:type="dxa" w:w="1728"/>
+          </w:tcPr>
+          <w:p/>
+        </w:tc>
+        <w:tc>
+          <w:tcPr>
+            <w:tcW w:type="dxa" w:w="1728"/>
+          </w:tcPr>
+          <w:p/>
+        </w:tc>
+        <w:tc>
+          <w:tcPr>
+            <w:tcW w:type="dxa" w:w="1728"/>
+          </w:tcPr>
+          <w:p/>
+        </w:tc>
+        <w:tc>
+          <w:tcPr>
+            <w:tcW w:type="dxa" w:w="1728"/>
+          </w:tcPr>
+          <w:p/>
+        </w:tc>
+      </w:tr>
+    </w:tbl>
+    <w:p/>
+    <w:p>
+      <w:r>
+        <w:rPr>
+          <w:rFonts w:ascii="Microsoft YaHei" w:hAnsi="Microsoft YaHei" w:eastAsia="Microsoft YaHei"/>
+          <w:b/>
+          <w:sz w:val="24"/>
+        </w:rPr>
+        <w:t>二、维保期限</w:t>
       </w:r>
     </w:p>
     <w:p>
       <w:pPr>
-        <w:jc w:val="left"/>
+        <w:ind w:firstLine="420"/>
       </w:pPr>
       <w:r>
         <w:rPr>
           <w:rFonts w:ascii="Microsoft YaHei" w:hAnsi="Microsoft YaHei" w:eastAsia="Microsoft YaHei"/>
+          <w:b w:val="0"/>
           <w:sz w:val="24"/>
         </w:rPr>
-        <w:t>乙方签章：</w:t>
+        <w:t>自____年____月____日起至____年____月____日止。</w:t>
       </w:r>
+    </w:p>
+    <w:p/>
+    <w:p>
       <w:r>
         <w:rPr>
           <w:rFonts w:ascii="Microsoft YaHei" w:hAnsi="Microsoft YaHei" w:eastAsia="Microsoft YaHei"/>
+          <w:b/>
           <w:sz w:val="24"/>
         </w:rPr>
-        <w:t xml:space="preserve"> ____________________</w:t>
+        <w:t>三、维保内容</w:t>
       </w:r>
     </w:p>
     <w:p>
       <w:pPr>
-        <w:jc w:val="left"/>
+        <w:ind w:firstLine="420"/>
       </w:pPr>
       <w:r>
         <w:rPr>
           <w:rFonts w:ascii="Microsoft YaHei" w:hAnsi="Microsoft YaHei" w:eastAsia="Microsoft YaHei"/>
+          <w:b w:val="0"/>
           <w:sz w:val="24"/>
         </w:rPr>
-        <w:t>签订日期：</w:t>
+        <w:t>1. 按照安全技术规范要求进行半月度、季度、半年、年度维保；</w:t>
       </w:r>
+    </w:p>
+    <w:p>
+      <w:pPr>
+        <w:ind w:firstLine="420"/>
+      </w:pPr>
       <w:r>
         <w:rPr>
           <w:rFonts w:ascii="Microsoft YaHei" w:hAnsi="Microsoft YaHei" w:eastAsia="Microsoft YaHei"/>
+          <w:b w:val="0"/>
           <w:sz w:val="24"/>
         </w:rPr>
-        <w:t xml:space="preserve"> ____________________</w:t>
+        <w:t>2. 对电梯进行清洁、润滑、调整、检查；</w:t>
+      </w:r>
+    </w:p>
+    <w:p>
+      <w:pPr>
+        <w:ind w:firstLine="420"/>
+      </w:pPr>
+      <w:r>
+        <w:rPr>
+          <w:rFonts w:ascii="Microsoft YaHei" w:hAnsi="Microsoft YaHei" w:eastAsia="Microsoft YaHei"/>
+          <w:b w:val="0"/>
+          <w:sz w:val="24"/>
+        </w:rPr>
+        <w:t>3. 提供全天候应急维修服务；</w:t>
+      </w:r>
+    </w:p>
+    <w:p>
+      <w:pPr>
+        <w:ind w:firstLine="420"/>
+      </w:pPr>
+      <w:r>
+        <w:rPr>
+          <w:rFonts w:ascii="Microsoft YaHei" w:hAnsi="Microsoft YaHei" w:eastAsia="Microsoft YaHei"/>
+          <w:b w:val="0"/>
+          <w:sz w:val="24"/>
+        </w:rPr>
+        <w:t>4. 协助甲方进行电梯年度检验。</w:t>
+      </w:r>
+    </w:p>
+    <w:p/>
+    <w:p>
+      <w:r>
+        <w:rPr>
+          <w:rFonts w:ascii="Microsoft YaHei" w:hAnsi="Microsoft YaHei" w:eastAsia="Microsoft YaHei"/>
+          <w:b/>
+          <w:sz w:val="24"/>
+        </w:rPr>
+        <w:t>四、维保费用</w:t>
+      </w:r>
+    </w:p>
+    <w:p>
+      <w:pPr>
+        <w:ind w:firstLine="420"/>
+      </w:pPr>
+      <w:r>
+        <w:rPr>
+          <w:rFonts w:ascii="Microsoft YaHei" w:hAnsi="Microsoft YaHei" w:eastAsia="Microsoft YaHei"/>
+          <w:b w:val="0"/>
+          <w:sz w:val="24"/>
+        </w:rPr>
+        <w:t>1. 年度维保费：人民币____元/台/年。</w:t>
+      </w:r>
+    </w:p>
+    <w:p>
+      <w:pPr>
+        <w:ind w:firstLine="420"/>
+      </w:pPr>
+      <w:r>
+        <w:rPr>
+          <w:rFonts w:ascii="Microsoft YaHei" w:hAnsi="Microsoft YaHei" w:eastAsia="Microsoft YaHei"/>
+          <w:b w:val="0"/>
+          <w:sz w:val="24"/>
+        </w:rPr>
+        <w:t>2. 合计费用：人民币____元。</w:t>
+      </w:r>
+    </w:p>
+    <w:p>
+      <w:pPr>
+        <w:ind w:firstLine="420"/>
+      </w:pPr>
+      <w:r>
+        <w:rPr>
+          <w:rFonts w:ascii="Microsoft YaHei" w:hAnsi="Microsoft YaHei" w:eastAsia="Microsoft YaHei"/>
+          <w:b w:val="0"/>
+          <w:sz w:val="24"/>
+        </w:rPr>
+        <w:t>3. 付款方式：□按季支付 □按半年支付 □按年支付</w:t>
+      </w:r>
+    </w:p>
+    <w:p/>
+    <w:p>
+      <w:r>
+        <w:rPr>
+          <w:rFonts w:ascii="Microsoft YaHei" w:hAnsi="Microsoft YaHei" w:eastAsia="Microsoft YaHei"/>
+          <w:b/>
+          <w:sz w:val="24"/>
+        </w:rPr>
+        <w:t>五、甲方权利义务</w:t>
+      </w:r>
+    </w:p>
+    <w:p>
+      <w:pPr>
+        <w:ind w:firstLine="420"/>
+      </w:pPr>
+      <w:r>
+        <w:rPr>
+          <w:rFonts w:ascii="Microsoft YaHei" w:hAnsi="Microsoft YaHei" w:eastAsia="Microsoft YaHei"/>
+          <w:b w:val="0"/>
+          <w:sz w:val="24"/>
+        </w:rPr>
+        <w:t>1. 提供电梯相关技术资料；</w:t>
+      </w:r>
+    </w:p>
+    <w:p>
+      <w:pPr>
+        <w:ind w:firstLine="420"/>
+      </w:pPr>
+      <w:r>
+        <w:rPr>
+          <w:rFonts w:ascii="Microsoft YaHei" w:hAnsi="Microsoft YaHei" w:eastAsia="Microsoft YaHei"/>
+          <w:b w:val="0"/>
+          <w:sz w:val="24"/>
+        </w:rPr>
+        <w:t>2. 配合乙方进行维保工作；</w:t>
+      </w:r>
+    </w:p>
+    <w:p>
+      <w:pPr>
+        <w:ind w:firstLine="420"/>
+      </w:pPr>
+      <w:r>
+        <w:rPr>
+          <w:rFonts w:ascii="Microsoft YaHei" w:hAnsi="Microsoft YaHei" w:eastAsia="Microsoft YaHei"/>
+          <w:b w:val="0"/>
+          <w:sz w:val="24"/>
+        </w:rPr>
+        <w:t>3. 按时支付维保费用。</w:t>
+      </w:r>
+    </w:p>
+    <w:p/>
+    <w:p>
+      <w:r>
+        <w:rPr>
+          <w:rFonts w:ascii="Microsoft YaHei" w:hAnsi="Microsoft YaHei" w:eastAsia="Microsoft YaHei"/>
+          <w:b/>
+          <w:sz w:val="24"/>
+        </w:rPr>
+        <w:t>六、乙方权利义务</w:t>
+      </w:r>
+    </w:p>
+    <w:p>
+      <w:pPr>
+        <w:ind w:firstLine="420"/>
+      </w:pPr>
+      <w:r>
+        <w:rPr>
+          <w:rFonts w:ascii="Microsoft YaHei" w:hAnsi="Microsoft YaHei" w:eastAsia="Microsoft YaHei"/>
+          <w:b w:val="0"/>
+          <w:sz w:val="24"/>
+        </w:rPr>
+        <w:t>1. 按安全技术规范进行维保；</w:t>
+      </w:r>
+    </w:p>
+    <w:p>
+      <w:pPr>
+        <w:ind w:firstLine="420"/>
+      </w:pPr>
+      <w:r>
+        <w:rPr>
+          <w:rFonts w:ascii="Microsoft YaHei" w:hAnsi="Microsoft YaHei" w:eastAsia="Microsoft YaHei"/>
+          <w:b w:val="0"/>
+          <w:sz w:val="24"/>
+        </w:rPr>
+        <w:t>2. 建立电梯维保档案；</w:t>
+      </w:r>
+    </w:p>
+    <w:p>
+      <w:pPr>
+        <w:ind w:firstLine="420"/>
+      </w:pPr>
+      <w:r>
+        <w:rPr>
+          <w:rFonts w:ascii="Microsoft YaHei" w:hAnsi="Microsoft YaHei" w:eastAsia="Microsoft YaHei"/>
+          <w:b w:val="0"/>
+          <w:sz w:val="24"/>
+        </w:rPr>
+        <w:t>3. 接到故障通知后30分钟内到达现场。</w:t>
+      </w:r>
+    </w:p>
+    <w:p/>
+    <w:p>
+      <w:r>
+        <w:rPr>
+          <w:rFonts w:ascii="Microsoft YaHei" w:hAnsi="Microsoft YaHei" w:eastAsia="Microsoft YaHei"/>
+          <w:b/>
+          <w:sz w:val="24"/>
+        </w:rPr>
+        <w:t>七、其他约定</w:t>
+      </w:r>
+    </w:p>
+    <w:p>
+      <w:pPr>
+        <w:ind w:firstLine="420"/>
+      </w:pPr>
+      <w:r>
+        <w:rPr>
+          <w:rFonts w:ascii="Microsoft YaHei" w:hAnsi="Microsoft YaHei" w:eastAsia="Microsoft YaHei"/>
+          <w:b w:val="0"/>
+          <w:sz w:val="24"/>
+        </w:rPr>
+        <w:t>本合同一式两份，甲乙双方各执一份，自双方签字盖章之日起生效。</w:t>
+      </w:r>
+    </w:p>
+    <w:p/>
+    <w:p/>
+    <w:p>
+      <w:r>
+        <w:rPr>
+          <w:rFonts w:ascii="Microsoft YaHei" w:hAnsi="Microsoft YaHei" w:eastAsia="Microsoft YaHei"/>
+          <w:b w:val="0"/>
+          <w:sz w:val="24"/>
+        </w:rPr>
+        <w:t>甲方（盖章）：                          乙方（盖章）：</w:t>
+      </w:r>
+    </w:p>
+    <w:p/>
+    <w:p>
+      <w:r>
+        <w:rPr>
+          <w:rFonts w:ascii="Microsoft YaHei" w:hAnsi="Microsoft YaHei" w:eastAsia="Microsoft YaHei"/>
+          <w:b w:val="0"/>
+          <w:sz w:val="24"/>
+        </w:rPr>
+        <w:t>签订日期：____年____月____日</w:t>
       </w:r>
     </w:p>
     <w:sectPr>
@@ -677,10 +1042,6 @@
     <w:name w:val="Normal"/>
     <w:qFormat/>
     <w:rsid w:val="00FC693F"/>
-    <w:rPr>
-      <w:rFonts w:ascii="Microsoft YaHei" w:hAnsi="Microsoft YaHei" w:eastAsia="Microsoft YaHei"/>
-      <w:sz w:val="24"/>
-    </w:rPr>
   </w:style>
   <w:style w:type="paragraph" w:styleId="Header">
     <w:name w:val="header"/>
